--- a/Gabarito_Avaliacao_Geografia_3ano.docx
+++ b/Gabarito_Avaliacao_Geografia_3ano.docx
@@ -83,7 +83,7 @@
           <w:color w:val="1F2937"/>
           <w:sz w:val="22"/>
         </w:rPr>
-        <w:t>Questão 3: alternativa A</w:t>
+        <w:t>Questão 3: alternativa C</w:t>
       </w:r>
     </w:p>
     <w:p>
@@ -140,7 +140,7 @@
           <w:color w:val="1F2937"/>
           <w:sz w:val="20"/>
         </w:rPr>
-        <w:t>Lugares: casa, escola, praça, mercado. A escola é lugar de vivência porque o aluno convive, aprende, brinca e participa da vida coletiva diariamente.</w:t>
+        <w:t>Festa popular é uma celebração realizada pelo povo, muitas vezes na rua. O frevo é originário de Pernambuco (Recife/Olinda). Elementos: fantasia colorida, sombrinha (guarda-sol), passos acrobáticos, música.</w:t>
       </w:r>
     </w:p>
     <w:p>
@@ -168,7 +168,7 @@
           <w:color w:val="1F2937"/>
           <w:sz w:val="20"/>
         </w:rPr>
-        <w:t>Cultura é o conjunto de costumes, tradições, festas, comidas, músicas e formas de viver compartilhadas por um grupo. Exemplos: festa junina, capoeira, culinária regional, festa de bairro.</w:t>
+        <w:t>Etnia é um grupo de pessoas que compartilha cultura, língua, história e características comuns. Elementos: traje tradicional, padrões têxteis, adaptação ao clima, formas de trabalho e convivência.</w:t>
       </w:r>
     </w:p>
     <w:p>
@@ -196,7 +196,7 @@
           <w:color w:val="1F2937"/>
           <w:sz w:val="20"/>
         </w:rPr>
-        <w:t>Diferenças: brincadeiras de rua/pião vs jogos digitais; músicas e festas de épocas distintas. Compartilhada: contação de histórias, receitas de família, samba de roda, festas.</w:t>
+        <w:t>Crenças: religião ou ideias; Expressões artísticas: música e dança; Costumes: almoço em família; Leis: respeitar faixa de pedestres.</w:t>
       </w:r>
     </w:p>
     <w:p>
@@ -224,7 +224,7 @@
           <w:color w:val="1F2937"/>
           <w:sz w:val="20"/>
         </w:rPr>
-        <w:t>Trajes caipiras, danças (quadrilha), comidas (pipoca, canjica, quentão), fogueira, bandeirinhas. Representam tradições do campo e celebrações populares do Brasil.</w:t>
+        <w:t>Esconde-esconde. Aprendemos com amigos, colegas e pessoas mais velhas que nos ensinam as regras. Brincadeiras são manifestações culturais passadas de geração em geração, embora também mudem com o tempo.</w:t>
       </w:r>
     </w:p>
     <w:p>
@@ -252,7 +252,7 @@
           <w:color w:val="1F2937"/>
           <w:sz w:val="20"/>
         </w:rPr>
-        <w:t>Há música, dança, fantasias e convivência nas ruas da cidade. Faz parte da cultura urbana porque expressa identidade, criatividade e vida coletiva no espaço urbano.</w:t>
+        <w:t>Cada lugar tem história, clima, pessoas e convivência próprios. Exemplos: modos de plantar e preparar comida regionais; brincadeiras como pião, amarelinha, esconde-esconde; festas como junina e frevo.</w:t>
       </w:r>
     </w:p>
     <w:p>
@@ -280,7 +280,7 @@
           <w:color w:val="1F2937"/>
           <w:sz w:val="20"/>
         </w:rPr>
-        <w:t>Funk: batidas e danças nas periferias; grafite: arte nas paredes e viadutos; samba/capoeira: rodas em praças e bairros; blocos: carnaval nas ruas.</w:t>
+        <w:t>Semelhanças: todos têm trajes, festas, comidas e formas de viver. Diferenças: roupas, clima, trabalho e tradições variam. Sentimos pertencimento porque compartilhamos língua, costumes e identidade com o grupo em que convivemos.</w:t>
       </w:r>
     </w:p>
     <w:sectPr>
